--- a/docs/Documentacion_PharmaMobil.docx
+++ b/docs/Documentacion_PharmaMobil.docx
@@ -1299,7 +1299,7 @@
                 <w:color w:val="287D3C"/>
                 <w:sz w:val="18"/>
               </w:rPr>
-              <w:t>Implementada</w:t>
+              <w:t>Aprobada</w:t>
             </w:r>
           </w:p>
         </w:tc>
@@ -1389,7 +1389,7 @@
                 <w:color w:val="287D3C"/>
                 <w:sz w:val="18"/>
               </w:rPr>
-              <w:t>Implementada</w:t>
+              <w:t>Aprobada</w:t>
             </w:r>
           </w:p>
         </w:tc>
@@ -1479,7 +1479,7 @@
                 <w:color w:val="287D3C"/>
                 <w:sz w:val="18"/>
               </w:rPr>
-              <w:t>Implementada</w:t>
+              <w:t>Aprobada</w:t>
             </w:r>
           </w:p>
         </w:tc>
@@ -1569,7 +1569,7 @@
                 <w:color w:val="287D3C"/>
                 <w:sz w:val="18"/>
               </w:rPr>
-              <w:t>Implementada</w:t>
+              <w:t>Aprobada</w:t>
             </w:r>
           </w:p>
         </w:tc>
@@ -1659,7 +1659,7 @@
                 <w:color w:val="287D3C"/>
                 <w:sz w:val="18"/>
               </w:rPr>
-              <w:t>Implementada</w:t>
+              <w:t>Aprobada</w:t>
             </w:r>
           </w:p>
         </w:tc>
@@ -1749,7 +1749,7 @@
                 <w:color w:val="287D3C"/>
                 <w:sz w:val="18"/>
               </w:rPr>
-              <w:t>Implementada</w:t>
+              <w:t>Aprobada</w:t>
             </w:r>
           </w:p>
         </w:tc>
@@ -1839,7 +1839,7 @@
                 <w:color w:val="287D3C"/>
                 <w:sz w:val="18"/>
               </w:rPr>
-              <w:t>Implementada</w:t>
+              <w:t>Aprobada</w:t>
             </w:r>
           </w:p>
         </w:tc>
@@ -1864,7 +1864,7 @@
           <w:color w:val="202124"/>
           <w:sz w:val="22"/>
         </w:rPr>
-        <w:t>En Android Studio, las pruebas deben ejecutarse como Android Host Test y no como prueba de dispositivo.</w:t>
+        <w:t>En Android Studio, las pruebas se ejecutaron como Android Host Test. Este corredor permite verificar la lógica compartida en Windows sin depender del emulador ni de macOS.</w:t>
       </w:r>
     </w:p>
     <w:p>
@@ -1896,12 +1896,17 @@
       </w:r>
     </w:p>
     <w:p>
+      <w:r>
+        <w:br w:type="page"/>
+      </w:r>
+    </w:p>
+    <w:p>
       <w:pPr>
-        <w:pStyle w:val="Heading1"/>
+        <w:pStyle w:val="Heading2"/>
         <w:keepNext/>
       </w:pPr>
       <w:r>
-        <w:t>9. Conclusiones</w:t>
+        <w:t>8.1. Resultado de DetallePedidoTest</w:t>
       </w:r>
     </w:p>
     <w:p>
@@ -1914,7 +1919,466 @@
           <w:color w:val="202124"/>
           <w:sz w:val="22"/>
         </w:rPr>
-        <w:t>PharmaMobil cuenta con un modelo propio y consistente para una farmacia móvil. Las reglas de subtotal y stock están encapsuladas en el dominio y cubiertas por pruebas específicas, lo que facilita continuar con repositorios, servicios y pantallas sin duplicar lógica.</w:t>
+        <w:t>La clase DetallePedidoTest ejecutó tres escenarios: subtotal de un producto, rechazo de stock cero y rechazo de una cantidad superior al inventario. Android Studio confirmó que las tres pruebas fueron aprobadas.</w:t>
+      </w:r>
+    </w:p>
+    <w:p>
+      <w:pPr>
+        <w:spacing w:before="80" w:after="0"/>
+        <w:jc w:val="center"/>
+      </w:pPr>
+      <w:r>
+        <w:drawing>
+          <wp:inline xmlns:a="http://schemas.openxmlformats.org/drawingml/2006/main" xmlns:pic="http://schemas.openxmlformats.org/drawingml/2006/picture">
+            <wp:extent cx="5806440" cy="3245362"/>
+            <wp:docPr id="6" name="Picture 6" title="Figura 6. Ejecución de DetallePedidoTest con 3 pruebas aprobadas." descr="Android Studio muestra el resultado 3 tests passed para las pruebas de subtotal y stock."/>
+            <wp:cNvGraphicFramePr>
+              <a:graphicFrameLocks noChangeAspect="1"/>
+            </wp:cNvGraphicFramePr>
+            <a:graphic>
+              <a:graphicData uri="http://schemas.openxmlformats.org/drawingml/2006/picture">
+                <pic:pic>
+                  <pic:nvPicPr>
+                    <pic:cNvPr id="0" name="08073e29-3b80-4b05-b69c-0bd7e1caef59.png"/>
+                    <pic:cNvPicPr/>
+                  </pic:nvPicPr>
+                  <pic:blipFill>
+                    <a:blip r:embed="rId16"/>
+                    <a:stretch>
+                      <a:fillRect/>
+                    </a:stretch>
+                  </pic:blipFill>
+                  <pic:spPr>
+                    <a:xfrm>
+                      <a:off x="0" y="0"/>
+                      <a:ext cx="5806440" cy="3245362"/>
+                    </a:xfrm>
+                    <a:prstGeom prst="rect"/>
+                  </pic:spPr>
+                </pic:pic>
+              </a:graphicData>
+            </a:graphic>
+          </wp:inline>
+        </w:drawing>
+      </w:r>
+    </w:p>
+    <w:p>
+      <w:pPr>
+        <w:keepNext w:val="0"/>
+        <w:spacing w:before="80" w:after="200"/>
+        <w:jc w:val="center"/>
+      </w:pPr>
+      <w:r>
+        <w:rPr>
+          <w:rFonts w:ascii="Calibri" w:hAnsi="Calibri"/>
+          <w:i/>
+          <w:color w:val="667085"/>
+          <w:sz w:val="18"/>
+        </w:rPr>
+        <w:t>Figura 6. Ejecución de DetallePedidoTest con 3 pruebas aprobadas.</w:t>
+      </w:r>
+    </w:p>
+    <w:p>
+      <w:r>
+        <w:br w:type="page"/>
+      </w:r>
+    </w:p>
+    <w:p>
+      <w:pPr>
+        <w:pStyle w:val="Heading2"/>
+        <w:keepNext/>
+      </w:pPr>
+      <w:r>
+        <w:t>8.2. Validación completa del módulo shared</w:t>
+      </w:r>
+    </w:p>
+    <w:p>
+      <w:pPr>
+        <w:spacing w:before="0" w:after="120" w:line="300" w:lineRule="auto"/>
+      </w:pPr>
+      <w:r>
+        <w:rPr>
+          <w:rFonts w:ascii="Calibri" w:hAnsi="Calibri"/>
+          <w:color w:val="202124"/>
+          <w:sz w:val="22"/>
+        </w:rPr>
+        <w:t>Se ejecutó el comando de pruebas del módulo compartido. Gradle finalizó correctamente con el mensaje BUILD SUCCESSFUL, después de procesar 32 tareas.</w:t>
+      </w:r>
+    </w:p>
+    <w:p>
+      <w:pPr>
+        <w:spacing w:before="80" w:after="0"/>
+        <w:jc w:val="center"/>
+      </w:pPr>
+      <w:r>
+        <w:drawing>
+          <wp:inline xmlns:a="http://schemas.openxmlformats.org/drawingml/2006/main" xmlns:pic="http://schemas.openxmlformats.org/drawingml/2006/picture">
+            <wp:extent cx="5806440" cy="3264799"/>
+            <wp:docPr id="7" name="Picture 7" title="Figura 7. Ejecución completa finalizada con BUILD SUCCESSFUL." descr="Terminal de Android Studio con el comando testAndroidHostTest y el resultado BUILD SUCCESSFUL."/>
+            <wp:cNvGraphicFramePr>
+              <a:graphicFrameLocks noChangeAspect="1"/>
+            </wp:cNvGraphicFramePr>
+            <a:graphic>
+              <a:graphicData uri="http://schemas.openxmlformats.org/drawingml/2006/picture">
+                <pic:pic>
+                  <pic:nvPicPr>
+                    <pic:cNvPr id="0" name="36596622-986d-4a87-ab96-a52181007b4f.png"/>
+                    <pic:cNvPicPr/>
+                  </pic:nvPicPr>
+                  <pic:blipFill>
+                    <a:blip r:embed="rId17"/>
+                    <a:stretch>
+                      <a:fillRect/>
+                    </a:stretch>
+                  </pic:blipFill>
+                  <pic:spPr>
+                    <a:xfrm>
+                      <a:off x="0" y="0"/>
+                      <a:ext cx="5806440" cy="3264799"/>
+                    </a:xfrm>
+                    <a:prstGeom prst="rect"/>
+                  </pic:spPr>
+                </pic:pic>
+              </a:graphicData>
+            </a:graphic>
+          </wp:inline>
+        </w:drawing>
+      </w:r>
+    </w:p>
+    <w:p>
+      <w:pPr>
+        <w:keepNext w:val="0"/>
+        <w:spacing w:before="80" w:after="200"/>
+        <w:jc w:val="center"/>
+      </w:pPr>
+      <w:r>
+        <w:rPr>
+          <w:rFonts w:ascii="Calibri" w:hAnsi="Calibri"/>
+          <w:i/>
+          <w:color w:val="667085"/>
+          <w:sz w:val="18"/>
+        </w:rPr>
+        <w:t>Figura 7. Ejecución completa finalizada con BUILD SUCCESSFUL.</w:t>
+      </w:r>
+    </w:p>
+    <w:p>
+      <w:r>
+        <w:br w:type="page"/>
+      </w:r>
+    </w:p>
+    <w:p>
+      <w:pPr>
+        <w:pStyle w:val="Heading1"/>
+        <w:keepNext/>
+      </w:pPr>
+      <w:r>
+        <w:t>9. Control de versiones y publicación</w:t>
+      </w:r>
+    </w:p>
+    <w:p>
+      <w:pPr>
+        <w:spacing w:before="0" w:after="120" w:line="300" w:lineRule="auto"/>
+      </w:pPr>
+      <w:r>
+        <w:rPr>
+          <w:rFonts w:ascii="Calibri" w:hAnsi="Calibri"/>
+          <w:color w:val="202124"/>
+          <w:sz w:val="22"/>
+        </w:rPr>
+        <w:t>El proyecto se versionó con Git y se publicó en un repositorio público de GitHub. El historial permite al docente revisar el código, la documentación y las pruebas incluidas en la entrega.</w:t>
+      </w:r>
+    </w:p>
+    <w:p>
+      <w:pPr>
+        <w:pStyle w:val="Heading2"/>
+        <w:keepNext/>
+      </w:pPr>
+      <w:r>
+        <w:t>9.1. Registro de la entrega</w:t>
+      </w:r>
+    </w:p>
+    <w:p>
+      <w:pPr>
+        <w:spacing w:before="0" w:after="120" w:line="300" w:lineRule="auto"/>
+      </w:pPr>
+      <w:r>
+        <w:rPr>
+          <w:rFonts w:ascii="Calibri" w:hAnsi="Calibri"/>
+          <w:color w:val="202124"/>
+          <w:sz w:val="22"/>
+        </w:rPr>
+        <w:t>Se creó el commit inicial con el mensaje "Entrega del proyecto PharmaMobil". El commit incorporó el código de Android, el módulo shared, la aplicación iOS, las pruebas y la carpeta docs.</w:t>
+      </w:r>
+    </w:p>
+    <w:p>
+      <w:pPr>
+        <w:spacing w:before="80" w:after="0"/>
+        <w:jc w:val="center"/>
+      </w:pPr>
+      <w:r>
+        <w:drawing>
+          <wp:inline xmlns:a="http://schemas.openxmlformats.org/drawingml/2006/main" xmlns:pic="http://schemas.openxmlformats.org/drawingml/2006/picture">
+            <wp:extent cx="5806440" cy="3264799"/>
+            <wp:docPr id="8" name="Picture 8" title="Figura 8. Commit de la entrega completa del proyecto." descr="Terminal de Android Studio mostrando el commit de PharmaMobil y los archivos incluidos."/>
+            <wp:cNvGraphicFramePr>
+              <a:graphicFrameLocks noChangeAspect="1"/>
+            </wp:cNvGraphicFramePr>
+            <a:graphic>
+              <a:graphicData uri="http://schemas.openxmlformats.org/drawingml/2006/picture">
+                <pic:pic>
+                  <pic:nvPicPr>
+                    <pic:cNvPr id="0" name="101f287d-864d-417c-a2c3-dc2c032f7661.png"/>
+                    <pic:cNvPicPr/>
+                  </pic:nvPicPr>
+                  <pic:blipFill>
+                    <a:blip r:embed="rId18"/>
+                    <a:stretch>
+                      <a:fillRect/>
+                    </a:stretch>
+                  </pic:blipFill>
+                  <pic:spPr>
+                    <a:xfrm>
+                      <a:off x="0" y="0"/>
+                      <a:ext cx="5806440" cy="3264799"/>
+                    </a:xfrm>
+                    <a:prstGeom prst="rect"/>
+                  </pic:spPr>
+                </pic:pic>
+              </a:graphicData>
+            </a:graphic>
+          </wp:inline>
+        </w:drawing>
+      </w:r>
+    </w:p>
+    <w:p>
+      <w:pPr>
+        <w:keepNext w:val="0"/>
+        <w:spacing w:before="80" w:after="200"/>
+        <w:jc w:val="center"/>
+      </w:pPr>
+      <w:r>
+        <w:rPr>
+          <w:rFonts w:ascii="Calibri" w:hAnsi="Calibri"/>
+          <w:i/>
+          <w:color w:val="667085"/>
+          <w:sz w:val="18"/>
+        </w:rPr>
+        <w:t>Figura 8. Commit de la entrega completa del proyecto.</w:t>
+      </w:r>
+    </w:p>
+    <w:p>
+      <w:r>
+        <w:br w:type="page"/>
+      </w:r>
+    </w:p>
+    <w:p>
+      <w:pPr>
+        <w:pStyle w:val="Heading2"/>
+        <w:keepNext/>
+      </w:pPr>
+      <w:r>
+        <w:t>9.2. Envío a GitHub</w:t>
+      </w:r>
+    </w:p>
+    <w:p>
+      <w:pPr>
+        <w:spacing w:before="0" w:after="120" w:line="300" w:lineRule="auto"/>
+      </w:pPr>
+      <w:r>
+        <w:rPr>
+          <w:rFonts w:ascii="Calibri" w:hAnsi="Calibri"/>
+          <w:color w:val="202124"/>
+          <w:sz w:val="22"/>
+        </w:rPr>
+        <w:t>El comando git push publicó la rama main y configuró el seguimiento de origin/main. La salida confirma la transferencia de los objetos y la creación de la rama remota.</w:t>
+      </w:r>
+    </w:p>
+    <w:p>
+      <w:pPr>
+        <w:spacing w:before="80" w:after="0"/>
+        <w:jc w:val="center"/>
+      </w:pPr>
+      <w:r>
+        <w:drawing>
+          <wp:inline xmlns:a="http://schemas.openxmlformats.org/drawingml/2006/main" xmlns:pic="http://schemas.openxmlformats.org/drawingml/2006/picture">
+            <wp:extent cx="5806440" cy="3264799"/>
+            <wp:docPr id="9" name="Picture 9" title="Figura 9. Publicación correcta de la rama main en GitHub." descr="Terminal mostrando el push exitoso y la rama main configurada para seguir origin/main."/>
+            <wp:cNvGraphicFramePr>
+              <a:graphicFrameLocks noChangeAspect="1"/>
+            </wp:cNvGraphicFramePr>
+            <a:graphic>
+              <a:graphicData uri="http://schemas.openxmlformats.org/drawingml/2006/picture">
+                <pic:pic>
+                  <pic:nvPicPr>
+                    <pic:cNvPr id="0" name="06db6489-9243-43b6-aefe-e87afaa68152.png"/>
+                    <pic:cNvPicPr/>
+                  </pic:nvPicPr>
+                  <pic:blipFill>
+                    <a:blip r:embed="rId19"/>
+                    <a:stretch>
+                      <a:fillRect/>
+                    </a:stretch>
+                  </pic:blipFill>
+                  <pic:spPr>
+                    <a:xfrm>
+                      <a:off x="0" y="0"/>
+                      <a:ext cx="5806440" cy="3264799"/>
+                    </a:xfrm>
+                    <a:prstGeom prst="rect"/>
+                  </pic:spPr>
+                </pic:pic>
+              </a:graphicData>
+            </a:graphic>
+          </wp:inline>
+        </w:drawing>
+      </w:r>
+    </w:p>
+    <w:p>
+      <w:pPr>
+        <w:keepNext w:val="0"/>
+        <w:spacing w:before="80" w:after="200"/>
+        <w:jc w:val="center"/>
+      </w:pPr>
+      <w:r>
+        <w:rPr>
+          <w:rFonts w:ascii="Calibri" w:hAnsi="Calibri"/>
+          <w:i/>
+          <w:color w:val="667085"/>
+          <w:sz w:val="18"/>
+        </w:rPr>
+        <w:t>Figura 9. Publicación correcta de la rama main en GitHub.</w:t>
+      </w:r>
+    </w:p>
+    <w:p>
+      <w:r>
+        <w:br w:type="page"/>
+      </w:r>
+    </w:p>
+    <w:p>
+      <w:pPr>
+        <w:pStyle w:val="Heading2"/>
+        <w:keepNext/>
+      </w:pPr>
+      <w:r>
+        <w:t>9.3. Repositorio público</w:t>
+      </w:r>
+    </w:p>
+    <w:p>
+      <w:pPr>
+        <w:spacing w:before="0" w:after="120" w:line="300" w:lineRule="auto"/>
+      </w:pPr>
+      <w:r>
+        <w:rPr>
+          <w:rFonts w:ascii="Calibri" w:hAnsi="Calibri"/>
+          <w:color w:val="202124"/>
+          <w:sz w:val="22"/>
+        </w:rPr>
+        <w:t>El repositorio público contiene androidApp, shared, iosApp, docs, README.md y los archivos de configuración de Gradle. Esta vista constituye la evidencia final de publicación.</w:t>
+      </w:r>
+    </w:p>
+    <w:p>
+      <w:pPr>
+        <w:spacing w:before="80" w:after="0"/>
+        <w:jc w:val="center"/>
+      </w:pPr>
+      <w:r>
+        <w:drawing>
+          <wp:inline xmlns:a="http://schemas.openxmlformats.org/drawingml/2006/main" xmlns:pic="http://schemas.openxmlformats.org/drawingml/2006/picture">
+            <wp:extent cx="5806440" cy="3264799"/>
+            <wp:docPr id="10" name="Picture 10" title="Figura 10. Repositorio público PharmaMobil en GitHub." descr="Página de GitHub del repositorio Alonso-Tripul/PharmaMobil con las carpetas y el README visibles."/>
+            <wp:cNvGraphicFramePr>
+              <a:graphicFrameLocks noChangeAspect="1"/>
+            </wp:cNvGraphicFramePr>
+            <a:graphic>
+              <a:graphicData uri="http://schemas.openxmlformats.org/drawingml/2006/picture">
+                <pic:pic>
+                  <pic:nvPicPr>
+                    <pic:cNvPr id="0" name="1da56d65-d679-404b-8429-aef2a619b385.png"/>
+                    <pic:cNvPicPr/>
+                  </pic:nvPicPr>
+                  <pic:blipFill>
+                    <a:blip r:embed="rId20"/>
+                    <a:stretch>
+                      <a:fillRect/>
+                    </a:stretch>
+                  </pic:blipFill>
+                  <pic:spPr>
+                    <a:xfrm>
+                      <a:off x="0" y="0"/>
+                      <a:ext cx="5806440" cy="3264799"/>
+                    </a:xfrm>
+                    <a:prstGeom prst="rect"/>
+                  </pic:spPr>
+                </pic:pic>
+              </a:graphicData>
+            </a:graphic>
+          </wp:inline>
+        </w:drawing>
+      </w:r>
+    </w:p>
+    <w:p>
+      <w:pPr>
+        <w:keepNext w:val="0"/>
+        <w:spacing w:before="80" w:after="200"/>
+        <w:jc w:val="center"/>
+      </w:pPr>
+      <w:r>
+        <w:rPr>
+          <w:rFonts w:ascii="Calibri" w:hAnsi="Calibri"/>
+          <w:i/>
+          <w:color w:val="667085"/>
+          <w:sz w:val="18"/>
+        </w:rPr>
+        <w:t>Figura 10. Repositorio público PharmaMobil en GitHub.</w:t>
+      </w:r>
+    </w:p>
+    <w:p>
+      <w:pPr>
+        <w:spacing w:before="0" w:after="120" w:line="300" w:lineRule="auto"/>
+      </w:pPr>
+      <w:r>
+        <w:rPr>
+          <w:rFonts w:ascii="Calibri" w:hAnsi="Calibri"/>
+          <w:b/>
+          <w:color w:val="202124"/>
+          <w:sz w:val="22"/>
+        </w:rPr>
+        <w:t>URL de entrega:</w:t>
+      </w:r>
+      <w:r>
+        <w:rPr>
+          <w:rFonts w:ascii="Calibri" w:hAnsi="Calibri"/>
+          <w:color w:val="202124"/>
+          <w:sz w:val="22"/>
+        </w:rPr>
+        <w:t xml:space="preserve"> https://github.com/Alonso-Tripul/PharmaMobil</w:t>
+      </w:r>
+    </w:p>
+    <w:p>
+      <w:r>
+        <w:br w:type="page"/>
+      </w:r>
+    </w:p>
+    <w:p>
+      <w:pPr>
+        <w:pStyle w:val="Heading1"/>
+        <w:keepNext/>
+      </w:pPr>
+      <w:r>
+        <w:t>10. Conclusiones</w:t>
+      </w:r>
+    </w:p>
+    <w:p>
+      <w:pPr>
+        <w:spacing w:before="0" w:after="120" w:line="300" w:lineRule="auto"/>
+      </w:pPr>
+      <w:r>
+        <w:rPr>
+          <w:rFonts w:ascii="Calibri" w:hAnsi="Calibri"/>
+          <w:color w:val="202124"/>
+          <w:sz w:val="22"/>
+        </w:rPr>
+        <w:t>PharmaMobil cuenta con un modelo propio y consistente para una farmacia móvil. Las reglas de subtotal y stock están encapsuladas en el dominio y cubiertas por pruebas específicas. La ejecución final confirmó tres pruebas aprobadas en DetallePedidoTest y una compilación completa con BUILD SUCCESSFUL.</w:t>
       </w:r>
     </w:p>
     <w:p>
@@ -1936,7 +2400,7 @@
           <w:color w:val="202124"/>
           <w:sz w:val="22"/>
         </w:rPr>
-        <w:t xml:space="preserve"> el proyecto incluye un README en español con la estructura, las funcionalidades y los comandos necesarios para verificarlo desde el repositorio.</w:t>
+        <w:t xml:space="preserve"> el proyecto, la documentación y las pruebas se encuentran publicados en un repositorio público de GitHub. El README explica la estructura, las funcionalidades y los comandos necesarios para reproducir la verificación.</w:t>
       </w:r>
     </w:p>
     <w:sectPr>
